--- a/samples/financial_Business_Summary.docx
+++ b/samples/financial_Business_Summary.docx
@@ -175,7 +175,7 @@
                 <w:szCs w:val="21"/>
                 <w:rFonts w:ascii="Arial" w:cs="Arial" w:eastAsia="Arial" w:hAnsi="Arial"/>
               </w:rPr>
-              <w:t xml:space="preserve">1. Top line growth: </w:t>
+              <w:t xml:space="preserve">1. Top line: </w:t>
             </w:r>
             <w:r>
               <w:rPr>
@@ -188,7 +188,7 @@
                 <w:szCs w:val="21"/>
                 <w:rFonts w:ascii="Arial" w:cs="Arial" w:eastAsia="Arial" w:hAnsi="Arial"/>
               </w:rPr>
-              <w:t xml:space="preserve">Revenue grew from $142.0M (2021) to $183.0M (2024), a 8.8% CAGR; confirm how much is volume vs. price (see Section 3).</w:t>
+              <w:t xml:space="preserve">Revenue grew from $142.0M in 2021 to $183.0M in 2024, a healthy 8.8% compound annual growth rate. See Section 2.</w:t>
             </w:r>
           </w:p>
           <w:p>
@@ -219,7 +219,7 @@
                 <w:szCs w:val="21"/>
                 <w:rFonts w:ascii="Arial" w:cs="Arial" w:eastAsia="Arial" w:hAnsi="Arial"/>
               </w:rPr>
-              <w:t xml:space="preserve">EBITDA of $34.3M implies a 18.7% margin in 2024; within a typical range, with improvement potential after close (see Section 3).</w:t>
+              <w:t xml:space="preserve">EBITDA margin of 18.7% is within a typical range, with room for operational improvement after close. See Section 2.</w:t>
             </w:r>
           </w:p>
           <w:p>
@@ -250,7 +250,7 @@
                 <w:szCs w:val="21"/>
                 <w:rFonts w:ascii="Arial" w:cs="Arial" w:eastAsia="Arial" w:hAnsi="Arial"/>
               </w:rPr>
-              <w:t xml:space="preserve">Operational dependencies and management retention determine speed to value; both are unconfirmed at this stage (see Section 4).</w:t>
+              <w:t xml:space="preserve">Operational dependencies and management retention determine speed to value; both are unconfirmed at this stage.</w:t>
             </w:r>
           </w:p>
           <w:p>
@@ -281,7 +281,7 @@
                 <w:szCs w:val="21"/>
                 <w:rFonts w:ascii="Arial" w:cs="Arial" w:eastAsia="Arial" w:hAnsi="Arial"/>
               </w:rPr>
-              <w:t xml:space="preserve">Procurement scale is the highest confidence synergy opportunity; revenue synergies should be treated as upside, not base case (see the synergy presentation).</w:t>
+              <w:t xml:space="preserve">Procurement scale and vendor consolidation scores highest for this situation on impact and achievability; see the accompanying presentation for the ranked view.</w:t>
             </w:r>
           </w:p>
         </w:tc>
@@ -2347,7 +2347,7 @@
           <w:szCs w:val="21"/>
           <w:rFonts w:ascii="Arial" w:cs="Arial" w:eastAsia="Arial" w:hAnsi="Arial"/>
         </w:rPr>
-        <w:t xml:space="preserve">Customer and supplier concentration: confirm the share of revenue tied to the top five relationships.</w:t>
+        <w:t xml:space="preserve">Integration readiness: Operational dependencies and management retention determine speed to value; both are unconfirmed at this stage.</w:t>
       </w:r>
     </w:p>
     <w:p>
@@ -2370,7 +2370,7 @@
           <w:szCs w:val="21"/>
           <w:rFonts w:ascii="Arial" w:cs="Arial" w:eastAsia="Arial" w:hAnsi="Arial"/>
         </w:rPr>
-        <w:t xml:space="preserve">Integration readiness: identify the operational dependencies that determine speed to value.</w:t>
+        <w:t xml:space="preserve">Customer and supplier concentration: confirm the share of revenue tied to the top five relationships.</w:t>
       </w:r>
     </w:p>
     <w:p>

--- a/samples/financial_Business_Summary.docx
+++ b/samples/financial_Business_Summary.docx
@@ -95,7 +95,7 @@
           <w:szCs w:val="21"/>
           <w:rFonts w:ascii="Arial" w:cs="Arial" w:eastAsia="Arial" w:hAnsi="Arial"/>
         </w:rPr>
-        <w:t xml:space="preserve">The client is evaluating the acquisition of Meridian Components Inc. to expand into the Midwest market with meaningful procurement synergies.</w:t>
+        <w:t xml:space="preserve">The client is evaluating the acquisition of Meridian Components Inc., with a focus on expand into the Midwest market with meaningful procurement synergies.</w:t>
       </w:r>
     </w:p>
     <w:p>
@@ -113,7 +113,7 @@
           <w:szCs w:val="21"/>
           <w:rFonts w:ascii="Arial" w:cs="Arial" w:eastAsia="Arial" w:hAnsi="Arial"/>
         </w:rPr>
-        <w:t xml:space="preserve">Meridian Components Inc. operates in the industrial manufacturing sector with reported revenue of $183.0M in FY24A. Meridian Components Inc. operates in the industrial manufacturing sector; the analysis focuses on quality of earnings, deal perimeter, and value creation levers.</w:t>
+        <w:t xml:space="preserve">Meridian Components Inc. operates in the industrial manufacturing sector with reported revenue of $183.0M in FY24A. The analysis focuses on quality of earnings, deal perimeter, and value creation levers.</w:t>
       </w:r>
     </w:p>
     <w:tbl>

--- a/samples/financial_Business_Summary.docx
+++ b/samples/financial_Business_Summary.docx
@@ -188,7 +188,7 @@
                 <w:szCs w:val="21"/>
                 <w:rFonts w:ascii="Arial" w:cs="Arial" w:eastAsia="Arial" w:hAnsi="Arial"/>
               </w:rPr>
-              <w:t xml:space="preserve">Revenue grew from $142.0M in 2021 to $183.0M in 2024, a healthy 8.8% compound annual growth rate. See Section 2.</w:t>
+              <w:t xml:space="preserve">Revenue $142.0M (2021) to $183.0M (2024), a 8.8% CAGR; detail in Section 2.</w:t>
             </w:r>
           </w:p>
           <w:p>
@@ -219,7 +219,7 @@
                 <w:szCs w:val="21"/>
                 <w:rFonts w:ascii="Arial" w:cs="Arial" w:eastAsia="Arial" w:hAnsi="Arial"/>
               </w:rPr>
-              <w:t xml:space="preserve">EBITDA margin of 18.7% is within a typical range, with room for operational improvement after close. See Section 2.</w:t>
+              <w:t xml:space="preserve">EBITDA $34.3M at a 18.7% margin in 2024, within a typical range; detail in Section 2.</w:t>
             </w:r>
           </w:p>
           <w:p>
@@ -281,7 +281,7 @@
                 <w:szCs w:val="21"/>
                 <w:rFonts w:ascii="Arial" w:cs="Arial" w:eastAsia="Arial" w:hAnsi="Arial"/>
               </w:rPr>
-              <w:t xml:space="preserve">Procurement scale and vendor consolidation scores highest for this situation on impact and achievability; see the accompanying presentation for the ranked view.</w:t>
+              <w:t xml:space="preserve">Procurement scale and vendor consolidation scores highest for this situation on impact and achievability; ranked view in the accompanying presentation.</w:t>
             </w:r>
           </w:p>
         </w:tc>
@@ -718,6 +718,182 @@
                 <w:rFonts w:ascii="Arial" w:cs="Arial" w:eastAsia="Arial" w:hAnsi="Arial"/>
               </w:rPr>
               <w:t xml:space="preserve">199.1</w:t>
+            </w:r>
+          </w:p>
+        </w:tc>
+      </w:tr>
+      <w:tr>
+        <w:tc>
+          <w:tcPr>
+            <w:tcMar>
+              <w:top w:type="dxa" w:w="80"/>
+              <w:left w:type="dxa" w:w="120"/>
+              <w:bottom w:type="dxa" w:w="80"/>
+              <w:right w:type="dxa" w:w="120"/>
+            </w:tcMar>
+          </w:tcPr>
+          <w:p>
+            <w:pPr>
+              <w:spacing w:after="0"/>
+              <w:jc w:val="left"/>
+            </w:pPr>
+            <w:r>
+              <w:rPr>
+                <w:b w:val="false"/>
+                <w:bCs w:val="false"/>
+                <w:i w:val="false"/>
+                <w:iCs w:val="false"/>
+                <w:color w:val="1A1A1A"/>
+                <w:sz w:val="19"/>
+                <w:szCs w:val="19"/>
+                <w:rFonts w:ascii="Arial" w:cs="Arial" w:eastAsia="Arial" w:hAnsi="Arial"/>
+              </w:rPr>
+              <w:t xml:space="preserve">Revenue growth (%)</w:t>
+            </w:r>
+          </w:p>
+        </w:tc>
+        <w:tc>
+          <w:tcPr>
+            <w:tcMar>
+              <w:top w:type="dxa" w:w="80"/>
+              <w:left w:type="dxa" w:w="120"/>
+              <w:bottom w:type="dxa" w:w="80"/>
+              <w:right w:type="dxa" w:w="120"/>
+            </w:tcMar>
+          </w:tcPr>
+          <w:p>
+            <w:pPr>
+              <w:spacing w:after="0"/>
+              <w:jc w:val="right"/>
+            </w:pPr>
+            <w:r>
+              <w:rPr>
+                <w:b w:val="false"/>
+                <w:bCs w:val="false"/>
+                <w:i w:val="false"/>
+                <w:iCs w:val="false"/>
+                <w:color w:val="1A1A1A"/>
+                <w:sz w:val="19"/>
+                <w:szCs w:val="19"/>
+                <w:rFonts w:ascii="Arial" w:cs="Arial" w:eastAsia="Arial" w:hAnsi="Arial"/>
+              </w:rPr>
+              <w:t xml:space="preserve">n/a</w:t>
+            </w:r>
+          </w:p>
+        </w:tc>
+        <w:tc>
+          <w:tcPr>
+            <w:tcMar>
+              <w:top w:type="dxa" w:w="80"/>
+              <w:left w:type="dxa" w:w="120"/>
+              <w:bottom w:type="dxa" w:w="80"/>
+              <w:right w:type="dxa" w:w="120"/>
+            </w:tcMar>
+          </w:tcPr>
+          <w:p>
+            <w:pPr>
+              <w:spacing w:after="0"/>
+              <w:jc w:val="right"/>
+            </w:pPr>
+            <w:r>
+              <w:rPr>
+                <w:b w:val="false"/>
+                <w:bCs w:val="false"/>
+                <w:i w:val="false"/>
+                <w:iCs w:val="false"/>
+                <w:color w:val="1A1A1A"/>
+                <w:sz w:val="19"/>
+                <w:szCs w:val="19"/>
+                <w:rFonts w:ascii="Arial" w:cs="Arial" w:eastAsia="Arial" w:hAnsi="Arial"/>
+              </w:rPr>
+              <w:t xml:space="preserve">8.5%</w:t>
+            </w:r>
+          </w:p>
+        </w:tc>
+        <w:tc>
+          <w:tcPr>
+            <w:tcMar>
+              <w:top w:type="dxa" w:w="80"/>
+              <w:left w:type="dxa" w:w="120"/>
+              <w:bottom w:type="dxa" w:w="80"/>
+              <w:right w:type="dxa" w:w="120"/>
+            </w:tcMar>
+          </w:tcPr>
+          <w:p>
+            <w:pPr>
+              <w:spacing w:after="0"/>
+              <w:jc w:val="right"/>
+            </w:pPr>
+            <w:r>
+              <w:rPr>
+                <w:b w:val="false"/>
+                <w:bCs w:val="false"/>
+                <w:i w:val="false"/>
+                <w:iCs w:val="false"/>
+                <w:color w:val="1A1A1A"/>
+                <w:sz w:val="19"/>
+                <w:szCs w:val="19"/>
+                <w:rFonts w:ascii="Arial" w:cs="Arial" w:eastAsia="Arial" w:hAnsi="Arial"/>
+              </w:rPr>
+              <w:t xml:space="preserve">9.1%</w:t>
+            </w:r>
+          </w:p>
+        </w:tc>
+        <w:tc>
+          <w:tcPr>
+            <w:tcMar>
+              <w:top w:type="dxa" w:w="80"/>
+              <w:left w:type="dxa" w:w="120"/>
+              <w:bottom w:type="dxa" w:w="80"/>
+              <w:right w:type="dxa" w:w="120"/>
+            </w:tcMar>
+          </w:tcPr>
+          <w:p>
+            <w:pPr>
+              <w:spacing w:after="0"/>
+              <w:jc w:val="right"/>
+            </w:pPr>
+            <w:r>
+              <w:rPr>
+                <w:b w:val="false"/>
+                <w:bCs w:val="false"/>
+                <w:i w:val="false"/>
+                <w:iCs w:val="false"/>
+                <w:color w:val="1A1A1A"/>
+                <w:sz w:val="19"/>
+                <w:szCs w:val="19"/>
+                <w:rFonts w:ascii="Arial" w:cs="Arial" w:eastAsia="Arial" w:hAnsi="Arial"/>
+              </w:rPr>
+              <w:t xml:space="preserve">8.9%</w:t>
+            </w:r>
+          </w:p>
+        </w:tc>
+        <w:tc>
+          <w:tcPr>
+            <w:tcMar>
+              <w:top w:type="dxa" w:w="80"/>
+              <w:left w:type="dxa" w:w="120"/>
+              <w:bottom w:type="dxa" w:w="80"/>
+              <w:right w:type="dxa" w:w="120"/>
+            </w:tcMar>
+          </w:tcPr>
+          <w:p>
+            <w:pPr>
+              <w:spacing w:after="0"/>
+              <w:jc w:val="right"/>
+            </w:pPr>
+            <w:r>
+              <w:rPr>
+                <w:b w:val="false"/>
+                <w:bCs w:val="false"/>
+                <w:i w:val="false"/>
+                <w:iCs w:val="false"/>
+                <w:color w:val="1A1A1A"/>
+                <w:sz w:val="19"/>
+                <w:szCs w:val="19"/>
+                <w:rFonts w:ascii="Arial" w:cs="Arial" w:eastAsia="Arial" w:hAnsi="Arial"/>
+              </w:rPr>
+              <w:t xml:space="preserve">8.8%</w:t>
             </w:r>
           </w:p>
         </w:tc>

--- a/samples/financial_Business_Summary.docx
+++ b/samples/financial_Business_Summary.docx
@@ -188,7 +188,7 @@
                 <w:szCs w:val="21"/>
                 <w:rFonts w:ascii="Arial" w:cs="Arial" w:eastAsia="Arial" w:hAnsi="Arial"/>
               </w:rPr>
-              <w:t xml:space="preserve">Revenue $142.0M (2021) to $183.0M (2024), a 8.8% CAGR; detail in Section 2.</w:t>
+              <w:t xml:space="preserve">Revenue $142.0M (2021) to $183.0M (2024), an 8.8% CAGR; detail in Section 2.</w:t>
             </w:r>
           </w:p>
           <w:p>
@@ -219,7 +219,7 @@
                 <w:szCs w:val="21"/>
                 <w:rFonts w:ascii="Arial" w:cs="Arial" w:eastAsia="Arial" w:hAnsi="Arial"/>
               </w:rPr>
-              <w:t xml:space="preserve">EBITDA $34.3M at a 18.7% margin in 2024, within a typical range; detail in Section 2.</w:t>
+              <w:t xml:space="preserve">EBITDA $34.3M at an 18.7% margin in 2024, within a typical range; detail in Section 2.</w:t>
             </w:r>
           </w:p>
           <w:p>
@@ -281,7 +281,7 @@
                 <w:szCs w:val="21"/>
                 <w:rFonts w:ascii="Arial" w:cs="Arial" w:eastAsia="Arial" w:hAnsi="Arial"/>
               </w:rPr>
-              <w:t xml:space="preserve">Procurement scale and vendor consolidation scores highest for this situation on impact and achievability; ranked view in the accompanying presentation.</w:t>
+              <w:t xml:space="preserve">"Procurement scale and vendor consolidation" scores highest for this situation on impact and achievability; ranked view in the accompanying presentation.</w:t>
             </w:r>
           </w:p>
         </w:tc>

--- a/samples/financial_Business_Summary.docx
+++ b/samples/financial_Business_Summary.docx
@@ -1892,7 +1892,7 @@
                 <w:szCs w:val="19"/>
                 <w:rFonts w:ascii="Arial" w:cs="Arial" w:eastAsia="Arial" w:hAnsi="Arial"/>
               </w:rPr>
-              <w:t xml:space="preserve">Chief Financial Officer</w:t>
+              <w:t xml:space="preserve">Chair of the Board</w:t>
             </w:r>
           </w:p>
         </w:tc>
@@ -1950,7 +1950,7 @@
                 <w:szCs w:val="19"/>
                 <w:rFonts w:ascii="Arial" w:cs="Arial" w:eastAsia="Arial" w:hAnsi="Arial"/>
               </w:rPr>
-              <w:t xml:space="preserve">Chief Operating Officer</w:t>
+              <w:t xml:space="preserve">Chief Financial Officer</w:t>
             </w:r>
           </w:p>
         </w:tc>
@@ -2523,7 +2523,7 @@
           <w:szCs w:val="21"/>
           <w:rFonts w:ascii="Arial" w:cs="Arial" w:eastAsia="Arial" w:hAnsi="Arial"/>
         </w:rPr>
-        <w:t xml:space="preserve">Integration readiness: Operational dependencies and management retention determine speed to value; both are unconfirmed at this stage.</w:t>
+        <w:t xml:space="preserve">Customer and supplier concentration: confirm the share of revenue tied to the top five relationships.</w:t>
       </w:r>
     </w:p>
     <w:p>
@@ -2546,7 +2546,7 @@
           <w:szCs w:val="21"/>
           <w:rFonts w:ascii="Arial" w:cs="Arial" w:eastAsia="Arial" w:hAnsi="Arial"/>
         </w:rPr>
-        <w:t xml:space="preserve">Customer and supplier concentration: confirm the share of revenue tied to the top five relationships.</w:t>
+        <w:t xml:space="preserve">Quality of reported figures: confirm accounting basis, one time items, and any restatements.</w:t>
       </w:r>
     </w:p>
     <w:p>

--- a/samples/financial_Business_Summary.docx
+++ b/samples/financial_Business_Summary.docx
@@ -2593,7 +2593,7 @@
     <w:sectPr>
       <w:headerReference w:type="default" r:id="rId6"/>
       <w:footerReference w:type="default" r:id="rId7"/>
-      <w:pgSz w:w="11906" w:h="16838" w:orient="portrait"/>
+      <w:pgSz w:w="12240" w:h="15840" w:orient="portrait"/>
       <w:pgMar w:top="1440" w:right="1440" w:bottom="1440" w:left="1440" w:header="708" w:footer="708" w:gutter="0"/>
       <w:pgNumType/>
       <w:docGrid w:linePitch="360"/>
